--- a/example_articles/states/Ohio/4.states_Ohio_Other_publisher.docx
+++ b/example_articles/states/Ohio/4.states_Ohio_Other_publisher.docx
@@ -27,17 +27,17 @@
     </w:p>
     <w:p>
       <w:r>
-        <w:t>Source File: Other publishers/Files (500) (24).DOCX</w:t>
+        <w:t>Source file: Other publishers/Files (500) (24).DOCX</w:t>
       </w:r>
     </w:p>
     <w:p>
       <w:r>
-        <w:t>Raw locations result: ['Toledo, Ohio']</w:t>
+        <w:t>Raw locations result, 'locations': ['Toledo, Ohio']</w:t>
       </w:r>
     </w:p>
     <w:p>
       <w:r>
-        <w:t>states_stand_flat (Standardized): Ohio</w:t>
+        <w:t>Standardized locations result, 'states_stand_flat': Ohio</w:t>
       </w:r>
     </w:p>
     <w:p>

--- a/example_articles/states/Ohio/4.states_Ohio_Other_publisher.docx
+++ b/example_articles/states/Ohio/4.states_Ohio_Other_publisher.docx
@@ -7,7 +7,7 @@
         <w:pStyle w:val="Heading1"/>
       </w:pPr>
       <w:r>
-        <w:t>Hoyer: Fast track to top // Bonier: Atypical politician</w:t>
+        <w:t>Dance Alliance series offering is individualistic</w:t>
       </w:r>
     </w:p>
     <w:p>
@@ -17,22 +17,22 @@
     </w:p>
     <w:p>
       <w:r>
-        <w:t>Date: 1991-07-10</w:t>
+        <w:t>Date: 1991-12-06</w:t>
       </w:r>
     </w:p>
     <w:p>
       <w:r>
-        <w:t>Section: NEWS; Pg. 6A</w:t>
+        <w:t>Section: Variety; Pg. 8E</w:t>
       </w:r>
     </w:p>
     <w:p>
       <w:r>
-        <w:t>Source file: Other publishers/Files (500) (24).DOCX</w:t>
+        <w:t>Source file: Other publishers/Files (500) (22).DOCX</w:t>
       </w:r>
     </w:p>
     <w:p>
       <w:r>
-        <w:t>Raw locations result, 'locations': ['Toledo, Ohio']</w:t>
+        <w:t>Raw locations result, 'locations': ['Ohio']</w:t>
       </w:r>
     </w:p>
     <w:p>
@@ -49,63 +49,27 @@
     </w:p>
     <w:p>
       <w:r>
-        <w:t>Steny Hoyer's fast track to political power began with a fiery call to action from then-Sen. John Kennedy.</w:t>
+        <w:t>The Minnesota Dance Alliance's second concert in its "Short Order" series is a modest but thoroughly engaging one featuring four highly individualistic choreographer-performers brimming with ideas and searching for a form in which to present them.</w:t>
         <w:br/>
-        <w:t>Hoyer was an underachieving public relations student at the University of Maryland in 1959 when Kennedy came to speak. The next week he switched majors, went on to graduate with honors, sailed through law school and won election to the state Senate in 1967.</w:t>
+        <w:t xml:space="preserve"> The four are Erin Thompson and Byron Richard, a married couple who choreograph as a team, newcomer Chris Aiken and veteran event maker (theater? dance? performance art? who knows what to call what he creates?) Alan Lindblad.  They're as different as can be yet all are dealing with personal, expressive work, with character and often with spoken text used to get beyond the formal and abstract.</w:t>
         <w:br/>
-        <w:t>At the age of 35, he became the youngest president of the Maryland Senate. In 1981, he beat 30 other candidates in a special U.S. House election.</w:t>
+        <w:t xml:space="preserve"> Richard and Thompson are just beginning choreographic careers. Right now their interest is in themselves as a couple, both personally and in formal dance terms.  Their opening piece, "Follow," danced without music, is an exploration of their physical relationship filled with circling patterns as they move around each other, slowly entwining, supporting and lifting each other with increasing confidence and commitment.</w:t>
         <w:br/>
-        <w:t>Today, Hoyer is chairman of the House Democratic Caucus - and unabashedly eager to climb the leadership ladder to the speaker's chair.</w:t>
+        <w:t>Of even more interest is "Miracle Lanes," in which the dance illuminates and gives kinetic resonance to a wry, unsentimental spoken description of Richard's working-class background in Toledo, Ohio, where he felt caught between the assembly line and the Christian Science church.  It's a direct, uncomplicated dance that shows both dancers at their best - Richard as a character dancer and Thompson with her sinuous, fluid, brilliantly articulated sense of space.</w:t>
         <w:br/>
-        <w:t>''I do politics reasonably well,'' says Hoyer, 52, a lawyer from the Washington, D.C., suburbs. ''Unambitious people, for the most part, don't get much accomplished.''</w:t>
+        <w:t xml:space="preserve"> The work features the two as brother and sister in a section ultimately transcending their roots in a warm, elegiac finale.  There's plenty of wry wit to keep it from getting emotionally facile, and there's even a solo for Richard with a bowling ball that plays a big, symbolic role in their story.</w:t>
         <w:br/>
-        <w:t>Hounded by some colleagues' assertions he has risen too fast, Hoyer has chalked up legislative achievements, including a landmark civil rights law for the disabled.</w:t>
+        <w:t xml:space="preserve"> Aiken has recently moved to town and married Cathy Young, a dancer with Zenon Dance Company, with whom he shares a short, charming duet in which they combine athleticism and romanticism in a wonderful, rolling intertwining of bodies.</w:t>
         <w:br/>
-        <w:t>Hoyer combines a solidly liberal voting record with a desire to return Democrats to the White House. He has urged a pro-military position, voting for the MX missile and reaching out to Southern conservatives.</w:t>
+        <w:t xml:space="preserve"> Aiken's background is in improvisatory dance, which is always iffy in performance.  But he and veteran improviser Patrick Scully pull off an ad lib duet that beautifully pits the short, lithe Aiken against the very tall, weighty Scully; weight shifts and precarious balances blend with some inevitably comic moments.</w:t>
         <w:br/>
-        <w:t>''He knows how to build consensus, he knows how to get votes,'' says Rep. Benjamin Cardin, D-Md.</w:t>
+        <w:t xml:space="preserve"> Aiken is a superb performer, cat quick, wiry, acrobatic, using a movement vocabulary related to martial-arts movements. Many of his dance phrases begin from a crouch, from which he uncoils and soars up and outward.  His style is light and precise, and he commits to every movement choice totally so even though his solo wasn't structurally strong as choreography, watching him move brought its own rewards.</w:t>
         <w:br/>
-        <w:t>But he's an underdog, from a small state without the support of most committee chairmen. Hoyer touts the race as one pitting the Old Guard against his Young Turks.</w:t>
+        <w:t xml:space="preserve"> Lindblad has increasingly been exploring theater in his works, using his usual quirky movement vision and ironic tone.  "Desperate" is about rage and longing, about wasting lives and about transformation.  As a whole, it's fragmented and never really pulls together but its sections range from the comic to the touching and each one is lively.</w:t>
         <w:br/>
-        <w:t>His agenda runs the gamut from human and civil rights - he's been a leader on the Helsinki Commission, which monitors human rights policies in Europe and the Soviet Union - to education and health-care reform. His pledge: ''To talk to everybody'' in a diverse party. ''The whip needs to bring everybody into the room.''</w:t>
+        <w:t xml:space="preserve"> Working with the deadpan John Munger, Lindblad sings of lost love, shows his inner anger by choreographically beating Munger to a pulp, romps through an angst-filled Bolshoi Ballet parody to Beethoven while wearing a skirt and work boots, gets ever more depressed in a section dealing with paranoia, then more or less finds new life as he and Munger do a building, ever accelerating, wonderfully unbridled fertility dance to some music indigenous to Zaire.</w:t>
         <w:br/>
-        <w:t xml:space="preserve"> Bonier: Atypical politician</w:t>
-        <w:br/>
-        <w:t>Win or lose in his second effort to climb the House leadership ladder, Rep. David Bonior will compete at home in Michigan this weekend - in a triathlon.</w:t>
-        <w:br/>
-        <w:t>His love of athletics, equalled only by his passion for public policy, reveals a measure of the man: determined, single-minded, yet capable of sacrificing for a team.</w:t>
-        <w:br/>
-        <w:t>At 46, Bonior is an antithesis of the prototypical politician. He's introverted rather than gregarious, disheveled not dapper, prefers privacy to press conferences.</w:t>
-        <w:br/>
-        <w:t>''One of the things that appeals to many people about Bonior is that he isn't typical,'' says Rep. Butler Derrick, D-S.C. ''He's not a back-slapper. He's a sincere guy.''</w:t>
-        <w:br/>
-        <w:t>A product of a Catholic working-class family - his father was mayor of East Detroit - Bonior developed a passion for economic and environmental issues. A Vietnam veteran, he was an early defender of other veterans.</w:t>
-        <w:br/>
-        <w:t>His politics are liberal with a twist: he opposes abortion rights and has a mixed voting record on Israel. ''I've always been driven by human, social- justice issues,'' Bonior says. ''I tackle these things with a sense of passion.''</w:t>
-        <w:br/>
-        <w:t>Although his politics are to the left of his district - he led the effort to cut off military aid to the Nicaraguan rebels and opposed using force in the Persian Gulf - Bonior won 65% of the votes last year.</w:t>
-        <w:br/>
-        <w:t>His rise began in 1987, when Speaker Jim Wright named him chief deputy whip. Bonior lost the 1989 whip's race to Rep. William Gray by a 134-97 vote, but won a cadre of supporters.</w:t>
-        <w:br/>
-        <w:t>He wants to help develop an agenda of middle-class tax relief, health-care reform and a national rebuilding program. The alternative, he says, is four more years of a Republican administration he calls ''wimpy on trade, shallow on the environment, disingenuous on human rights and civil rights … keepers of the wealthy.''</w:t>
-        <w:br/>
-        <w:br/>
-        <w:t>Notes</w:t>
-        <w:br/>
-        <w:br/>
-        <w:t>U.S. HOUSE; DEMOCRATS DECIDE KEY LEADERSHIP POST</w:t>
-        <w:br/>
-        <w:br/>
-        <w:t>Graphic</w:t>
-        <w:br/>
-        <w:br/>
-        <w:t xml:space="preserve"> </w:t>
-        <w:br/>
-        <w:t>EAR PHOTO; color; PHOTO; b/w, U.S. Congress; PHOTO; b/w, John Duricka, AP</w:t>
-        <w:br/>
-        <w:t xml:space="preserve"> </w:t>
-        <w:br/>
-        <w:t>CUTLINE: GRAY: Stepping down as House majority whip CUTLINE: BONIOR CUTLINE: HOYER</w:t>
+        <w:t xml:space="preserve"> The description makes it all sound loony, but Lindblad builds a context for each section, finds always interesting movement with which to express it and if it doesn't entirely add up there's a great deal that's compelling along the way.</w:t>
       </w:r>
     </w:p>
     <w:sectPr>

--- a/example_articles/states/Ohio/4.states_Ohio_Other_publisher.docx
+++ b/example_articles/states/Ohio/4.states_Ohio_Other_publisher.docx
@@ -7,7 +7,9 @@
         <w:pStyle w:val="Heading1"/>
       </w:pPr>
       <w:r>
-        <w:t>Dance Alliance series offering is individualistic</w:t>
+        <w:t>HARD TIMES HAVE MORE IN VALLEY GOING HUNGRY;</w:t>
+        <w:br/>
+        <w:t>Scouting for Food takes on urgency because of economy</w:t>
       </w:r>
     </w:p>
     <w:p>
@@ -17,17 +19,17 @@
     </w:p>
     <w:p>
       <w:r>
-        <w:t>Date: 1991-12-06</w:t>
+        <w:t>Date: 2003-03-09</w:t>
       </w:r>
     </w:p>
     <w:p>
       <w:r>
-        <w:t>Section: Variety; Pg. 8E</w:t>
+        <w:t>Section: LOCAL; Pg. B1</w:t>
       </w:r>
     </w:p>
     <w:p>
       <w:r>
-        <w:t>Source file: Other publishers/Files (500) (22).DOCX</w:t>
+        <w:t>Source file: Other publishers/Files (500) (17).DOCX</w:t>
       </w:r>
     </w:p>
     <w:p>
@@ -49,27 +51,39 @@
     </w:p>
     <w:p>
       <w:r>
-        <w:t>The Minnesota Dance Alliance's second concert in its "Short Order" series is a modest but thoroughly engaging one featuring four highly individualistic choreographer-performers brimming with ideas and searching for a form in which to present them.</w:t>
+        <w:t>DAYTON - Cub Scout Logan Wilson's tummy rumbled Saturday thanks to a harried morning with no time for a hearty breakfast. The experience, though short-lived for the Huber Heights scout, taught the 9-year-old that hunger can hurt.</w:t>
         <w:br/>
-        <w:t xml:space="preserve"> The four are Erin Thompson and Byron Richard, a married couple who choreograph as a team, newcomer Chris Aiken and veteran event maker (theater? dance? performance art? who knows what to call what he creates?) Alan Lindblad.  They're as different as can be yet all are dealing with personal, expressive work, with character and often with spoken text used to get beyond the formal and abstract.</w:t>
+        <w:t>"Hunger is not good," he said. "Donate food so children won't go hungry."</w:t>
         <w:br/>
-        <w:t xml:space="preserve"> Richard and Thompson are just beginning choreographic careers. Right now their interest is in themselves as a couple, both personally and in formal dance terms.  Their opening piece, "Follow," danced without music, is an exploration of their physical relationship filled with circling patterns as they move around each other, slowly entwining, supporting and lifting each other with increasing confidence and commitment.</w:t>
+        <w:t>Logan joined about 5,000 Cub Scouts and Boy Scouts distributing 375,000 red Scouting for Food bags around the Miami Valley on Saturday morning. Next Saturday they'll return to collect the bags which they hope will be filled with non-perishable items for Miami Valley food pantries.</w:t>
         <w:br/>
-        <w:t>Of even more interest is "Miracle Lanes," in which the dance illuminates and gives kinetic resonance to a wry, unsentimental spoken description of Richard's working-class background in Toledo, Ohio, where he felt caught between the assembly line and the Christian Science church.  It's a direct, uncomplicated dance that shows both dancers at their best - Richard as a character dancer and Thompson with her sinuous, fluid, brilliantly articulated sense of space.</w:t>
+        <w:t>They're asking for cans of soup, beef stew, chili, canned fish, boxed food, baby food, cans of meat, vegetables and fruit, along with peanut butter, baby food and infant formula.</w:t>
         <w:br/>
-        <w:t xml:space="preserve"> The work features the two as brother and sister in a section ultimately transcending their roots in a warm, elegiac finale.  There's plenty of wry wit to keep it from getting emotionally facile, and there's even a solo for Richard with a bowling ball that plays a big, symbolic role in their story.</w:t>
+        <w:t>Burma Rai, director of the American Red Cross Emergency Food Bank, said local pantries have seen a lot of new faces in the last six to seven months. Increased living expenses for heating and gasoline have caused a dramatic increase of those seeking help.</w:t>
         <w:br/>
-        <w:t xml:space="preserve"> Aiken has recently moved to town and married Cathy Young, a dancer with Zenon Dance Company, with whom he shares a short, charming duet in which they combine athleticism and romanticism in a wonderful, rolling intertwining of bodies.</w:t>
+        <w:t>"We've seen more working-class folks who are slipping in their ability to keep up with the necessities of life," Rai said. "It's been very difficult. The economy is not in good shape and we're seeing people who have never been to a food pantry before coming in and asking how it works."</w:t>
         <w:br/>
-        <w:t xml:space="preserve"> Aiken's background is in improvisatory dance, which is always iffy in performance.  But he and veteran improviser Patrick Scully pull off an ad lib duet that beautifully pits the short, lithe Aiken against the very tall, weighty Scully; weight shifts and precarious balances blend with some inevitably comic moments.</w:t>
+        <w:t>The food bank distributes about 1,500 tons of food each year to families and to local pantries. Scouting for Food plays a big role in meeting that need, Rai said.</w:t>
         <w:br/>
-        <w:t xml:space="preserve"> Aiken is a superb performer, cat quick, wiry, acrobatic, using a movement vocabulary related to martial-arts movements. Many of his dance phrases begin from a crouch, from which he uncoils and soars up and outward.  His style is light and precise, and he commits to every movement choice totally so even though his solo wasn't structurally strong as choreography, watching him move brought its own rewards.</w:t>
+        <w:t>For 16 years, the Boy Scouts of America Miami Valley Council - which serves youth in Darke, Miami, Montgomery, Preble and Shelby counties - has participated in the national program. For the past two years, they've also been joined by scouts in the Tecumseh Council with troops in Champaign, Clark, Clinton, Greene and Logan counties.</w:t>
         <w:br/>
-        <w:t xml:space="preserve"> Lindblad has increasingly been exploring theater in his works, using his usual quirky movement vision and ironic tone.  "Desperate" is about rage and longing, about wasting lives and about transformation.  As a whole, it's fragmented and never really pulls together but its sections range from the comic to the touching and each one is lively.</w:t>
+        <w:t>Combined, the councils collected 78 tons of food last year, making this annual Scouting for Food drive the largest in the Miami Valley.</w:t>
         <w:br/>
-        <w:t xml:space="preserve"> Working with the deadpan John Munger, Lindblad sings of lost love, shows his inner anger by choreographically beating Munger to a pulp, romps through an angst-filled Bolshoi Ballet parody to Beethoven while wearing a skirt and work boots, gets ever more depressed in a section dealing with paranoia, then more or less finds new life as he and Munger do a building, ever accelerating, wonderfully unbridled fertility dance to some music indigenous to Zaire.</w:t>
+        <w:t>"You can help," Joseph A. Isherwood, Scouting for Food staff advisor, said. "You can make a difference.  The Boy Scouts of the Miami Valley are counting on your donation."</w:t>
         <w:br/>
-        <w:t xml:space="preserve"> The description makes it all sound loony, but Lindblad builds a context for each section, finds always interesting movement with which to express it and if it doesn't entirely add up there's a great deal that's compelling along the way.</w:t>
+        <w:t>For those who live in an area not serviced by a Scout pack or troop, or if a bag is not picked up March 15, food may be dropped off at Jiffy Lube locations in Montgomery, Clark or Greene counties.</w:t>
+        <w:br/>
+        <w:t>Darke, Miami, Preble and Shelby county residents may bring food to a local food pantry, or call the Miami Valley Boy Scout Council at 278-4825 for a participating community food bank.</w:t>
+        <w:br/>
+        <w:t xml:space="preserve">Contact Joanne Huist Smith at 225-2362 or joanne_smith@coxohio.com  </w:t>
+        <w:br/>
+        <w:br/>
+        <w:t>Graphic</w:t>
+        <w:br/>
+        <w:br/>
+        <w:t xml:space="preserve"> </w:t>
+        <w:br/>
+        <w:t>PHOTO, LOGAN WILSON, a 9-year-old Huber Heights Cub Scout, ties a plastic bag onto one of his neighbor's door handles as part of the Scouting for Food drive.,CREDIT: JUDITH WOLERT-MALDONADO/DAYTON DAILY NEWS</w:t>
       </w:r>
     </w:p>
     <w:sectPr>
